--- a/21.अथ सुध्री साइकिल माहात्म्य.docx
+++ b/21.अथ सुध्री साइकिल माहात्म्य.docx
@@ -412,6 +412,34 @@
     </w:p>
     <w:p>
       <w:pPr>
+        <w:spacing w:after="0"/>
+        <w:jc w:val="both"/>
+      </w:pPr>
+      <w:r>
+        <w:rPr>
+          <w:rFonts w:ascii="Mangal" w:hAnsi="Mangal" w:cs="Mangal" w:eastAsia="Mangal"/>
+          <w:b/>
+          <w:sz w:val="24"/>
+        </w:rPr>
+        <w:t>शीर्षक पाठ की व्यंग्यात्मकता को संक्षेप में स्पष्ट कीजिए</w:t>
+      </w:r>
+    </w:p>
+    <w:p>
+      <w:pPr>
+        <w:spacing w:after="0"/>
+        <w:jc w:val="both"/>
+      </w:pPr>
+      <w:r>
+        <w:rPr>
+          <w:rFonts w:ascii="Mangal" w:hAnsi="Mangal" w:cs="Mangal" w:eastAsia="Mangal"/>
+          <w:b w:val="0"/>
+          <w:sz w:val="24"/>
+        </w:rPr>
+        <w:t>साइकिल की कथा में पेट्रोल की महँगाई और बुनियादी सुविधाओं की कमी से ध्यान हटाने के लिए धार्मिक आख्यान और चमत्कारी लाभों का सहारा लिया जाता है। पंडित की साइकिल-यात्रा, बढ़ती आमदनी और अंत में कार की किस्त का चढ़ावे से पूरा होना धर्म, उपभोग और स्वार्थ के मेल पर हास्यपूर्ण चोट है। लेखक जन-सुविधाओं के प्रश्न को भाग्य या प्रवचन से ढकने के बजाय जिम्मेदार शासन और ईमानदार धार्मिक आचरण चाहते हैं।</w:t>
+      </w:r>
+    </w:p>
+    <w:p>
+      <w:pPr>
         <w:jc w:val="center"/>
         <w:rPr>
           <w:rFonts w:cs="Mangal"/>
@@ -1341,6 +1369,90 @@
     </w:p>
     <w:p>
       <w:pPr>
+        <w:spacing w:after="0"/>
+        <w:jc w:val="both"/>
+      </w:pPr>
+      <w:r>
+        <w:rPr>
+          <w:rFonts w:ascii="Mangal" w:hAnsi="Mangal" w:cs="Mangal" w:eastAsia="Mangal"/>
+          <w:b/>
+          <w:sz w:val="24"/>
+        </w:rPr>
+        <w:t>पंक्तियों की व्यंग्यात्मकता को विस्तृत रूप में स्पष्ट कीजिए</w:t>
+      </w:r>
+    </w:p>
+    <w:p>
+      <w:pPr>
+        <w:spacing w:after="0"/>
+        <w:jc w:val="both"/>
+      </w:pPr>
+      <w:r>
+        <w:rPr>
+          <w:rFonts w:ascii="Mangal" w:hAnsi="Mangal" w:cs="Mangal" w:eastAsia="Mangal"/>
+          <w:b w:val="0"/>
+          <w:sz w:val="24"/>
+        </w:rPr>
+        <w:t>जनता सरकार का अत्याचार भाग्य मानकर सहती है, जबकि यजमान असंतुष्ट होने पर पंडित बदल सकता है—यह तुलना लोकतांत्रिक नागरिक की विवशता को सामने लाती है। “धूम दबाकर” वाला मुहावरा पंडित के स्वार्थपूर्ण पलायन को हास्यास्पद बनाता है। धार्मिक कथा में यह राजनीतिक टिप्पणी अचानक आकर व्यंग्य को धार देती है।</w:t>
+      </w:r>
+    </w:p>
+    <w:p>
+      <w:pPr>
+        <w:spacing w:after="0"/>
+        <w:jc w:val="both"/>
+      </w:pPr>
+      <w:r>
+        <w:rPr>
+          <w:rFonts w:ascii="Mangal" w:hAnsi="Mangal" w:cs="Mangal" w:eastAsia="Mangal"/>
+          <w:b/>
+          <w:sz w:val="24"/>
+        </w:rPr>
+        <w:t>इसमें मुख्य व्यंग्य कौन-सा है?</w:t>
+      </w:r>
+    </w:p>
+    <w:p>
+      <w:pPr>
+        <w:spacing w:after="0"/>
+        <w:jc w:val="both"/>
+      </w:pPr>
+      <w:r>
+        <w:rPr>
+          <w:rFonts w:ascii="Mangal" w:hAnsi="Mangal" w:cs="Mangal" w:eastAsia="Mangal"/>
+          <w:b w:val="0"/>
+          <w:sz w:val="24"/>
+        </w:rPr>
+        <w:t>मुख्य व्यंग्य नागरिकों की निष्क्रिय सहनशीलता और सत्ता के प्रति जवाबदेही के अभाव पर है; साथ ही पंडित-यजमान संबंध को उपभोक्ता और सेवा-दाता के संबंध की तरह दिखाया गया है।</w:t>
+      </w:r>
+    </w:p>
+    <w:p>
+      <w:pPr>
+        <w:spacing w:after="0"/>
+        <w:jc w:val="both"/>
+      </w:pPr>
+      <w:r>
+        <w:rPr>
+          <w:rFonts w:ascii="Mangal" w:hAnsi="Mangal" w:cs="Mangal" w:eastAsia="Mangal"/>
+          <w:b/>
+          <w:sz w:val="24"/>
+        </w:rPr>
+        <w:t>लेखक क्या परिवर्तन चाहते हैं?</w:t>
+      </w:r>
+    </w:p>
+    <w:p>
+      <w:pPr>
+        <w:spacing w:after="0"/>
+        <w:jc w:val="both"/>
+      </w:pPr>
+      <w:r>
+        <w:rPr>
+          <w:rFonts w:ascii="Mangal" w:hAnsi="Mangal" w:cs="Mangal" w:eastAsia="Mangal"/>
+          <w:b w:val="0"/>
+          <w:sz w:val="24"/>
+        </w:rPr>
+        <w:t>लेखक चाहते हैं कि जनता अधिकारों के प्रति सजग हो और शासन को जवाबदेह बनाए। धार्मिक नेतृत्व भी स्वार्थ के बजाय नैतिकता से काम करे; असंतोष को केवल भाग्य मानकर न सहा जाए।</w:t>
+      </w:r>
+    </w:p>
+    <w:p>
+      <w:pPr>
         <w:jc w:val="center"/>
         <w:rPr>
           <w:bCs/>
@@ -2347,6 +2459,90 @@
           <w:lang w:bidi="hi-IN"/>
         </w:rPr>
         <w:t>)</w:t>
+      </w:r>
+    </w:p>
+    <w:p>
+      <w:pPr>
+        <w:spacing w:after="0"/>
+        <w:jc w:val="both"/>
+      </w:pPr>
+      <w:r>
+        <w:rPr>
+          <w:rFonts w:ascii="Mangal" w:hAnsi="Mangal" w:cs="Mangal" w:eastAsia="Mangal"/>
+          <w:b/>
+          <w:sz w:val="24"/>
+        </w:rPr>
+        <w:t>पंक्तियों की व्यंग्यात्मकता को विस्तृत रूप में स्पष्ट कीजिए</w:t>
+      </w:r>
+    </w:p>
+    <w:p>
+      <w:pPr>
+        <w:spacing w:after="0"/>
+        <w:jc w:val="both"/>
+      </w:pPr>
+      <w:r>
+        <w:rPr>
+          <w:rFonts w:ascii="Mangal" w:hAnsi="Mangal" w:cs="Mangal" w:eastAsia="Mangal"/>
+          <w:b w:val="0"/>
+          <w:sz w:val="24"/>
+        </w:rPr>
+        <w:t>“लोकतंत्र है तो परेशानी है” और “मूलभूत सुविधाओं की चिंता करना बेमानी है” जैसे कथन लोकतंत्र की वास्तविक भावना के ठीक उलट हैं। नल-पानी की समस्या को हल करने के बजाय उसे सामान्य मान लेने की सलाह दी जाती है; साइकिल को हर कठिनाई का समाधान बताना इस टालमटोल को हास्यास्पद बनाता है।</w:t>
+      </w:r>
+    </w:p>
+    <w:p>
+      <w:pPr>
+        <w:spacing w:after="0"/>
+        <w:jc w:val="both"/>
+      </w:pPr>
+      <w:r>
+        <w:rPr>
+          <w:rFonts w:ascii="Mangal" w:hAnsi="Mangal" w:cs="Mangal" w:eastAsia="Mangal"/>
+          <w:b/>
+          <w:sz w:val="24"/>
+        </w:rPr>
+        <w:t>इसमें मुख्य व्यंग्य कौन-सा है?</w:t>
+      </w:r>
+    </w:p>
+    <w:p>
+      <w:pPr>
+        <w:spacing w:after="0"/>
+        <w:jc w:val="both"/>
+      </w:pPr>
+      <w:r>
+        <w:rPr>
+          <w:rFonts w:ascii="Mangal" w:hAnsi="Mangal" w:cs="Mangal" w:eastAsia="Mangal"/>
+          <w:b w:val="0"/>
+          <w:sz w:val="24"/>
+        </w:rPr>
+        <w:t>मुख्य व्यंग्य शासन की विफलताओं को लोकतंत्र का स्वाभाविक हिस्सा बताकर उचित ठहराने पर है। धार्मिक कथा और साइकिल-महिमा के जरिए नागरिकों को पेट्रोल, सड़क और सार्वजनिक सुविधाओं के प्रश्नों से भटकाया जाता है।</w:t>
+      </w:r>
+    </w:p>
+    <w:p>
+      <w:pPr>
+        <w:spacing w:after="0"/>
+        <w:jc w:val="both"/>
+      </w:pPr>
+      <w:r>
+        <w:rPr>
+          <w:rFonts w:ascii="Mangal" w:hAnsi="Mangal" w:cs="Mangal" w:eastAsia="Mangal"/>
+          <w:b/>
+          <w:sz w:val="24"/>
+        </w:rPr>
+        <w:t>लेखक क्या परिवर्तन चाहते हैं?</w:t>
+      </w:r>
+    </w:p>
+    <w:p>
+      <w:pPr>
+        <w:spacing w:after="0"/>
+        <w:jc w:val="both"/>
+      </w:pPr>
+      <w:r>
+        <w:rPr>
+          <w:rFonts w:ascii="Mangal" w:hAnsi="Mangal" w:cs="Mangal" w:eastAsia="Mangal"/>
+          <w:b w:val="0"/>
+          <w:sz w:val="24"/>
+        </w:rPr>
+        <w:t>लेखक चाहते हैं कि नागरिकों को नल, पानी, सड़क और सुलभ परिवहन जैसी बुनियादी सुविधाएँ मिलें। सरकार समस्याओं को प्रवचन से ढकने के बजाय उनका समाधान करे और जनता उनसे सवाल पूछे।</w:t>
       </w:r>
     </w:p>
     <w:sectPr>
